--- a/Fase 2/Evidencias Individuales/BUSTOS_VICENTE_2.2_APT122_AutoevaluacionAvanceFase2_VB.docx
+++ b/Fase 2/Evidencias Individuales/BUSTOS_VICENTE_2.2_APT122_AutoevaluacionAvanceFase2_VB.docx
@@ -7953,7 +7953,7 @@
           <w:sz w:val="20"/>
           <w:szCs w:val="20"/>
         </w:rPr>
-        <w:t xml:space="preserve">considero que el informe de avance muestra con evidencia el estado real de HurryUp (82,5 % de la versión 1.0), justifica los ajustes de alcance y deja un plan realista para las seis semanas restantes. Como aspectos por reforzar identifico las evidencias de sistema (capturas y pruebas del frontend), que todavía requieren ajustes menores, y revisar la ortografía y el formato final antes de la entrega.</w:t>
+        <w:t xml:space="preserve">considero que el informe de avance muestra con evidencia el estado real de HurryUp (75 % de la versión 1.0; la ficha 04 registraba 60 %), justifica los ajustes de alcance y deja un plan realista para las seis semanas restantes. Como aspectos por reforzar identifico las evidencias de sistema (capturas y pruebas del frontend), que todavía requieren ajustes menores, y revisar la ortografía y el formato final antes de la entrega.</w:t>
       </w:r>
     </w:p>
     <w:p>

--- a/Fase 2/Evidencias Individuales/BUSTOS_VICENTE_2.2_APT122_AutoevaluacionAvanceFase2_VB.docx
+++ b/Fase 2/Evidencias Individuales/BUSTOS_VICENTE_2.2_APT122_AutoevaluacionAvanceFase2_VB.docx
@@ -159,7 +159,7 @@
           <w:sz w:val="20"/>
           <w:szCs w:val="20"/>
         </w:rPr>
-        <w:t xml:space="preserve">Vicente Bustos · Grupo 006 · Sección 001D · Proyecto HurryUp · 22/10/2026 (semana 12).</w:t>
+        <w:t xml:space="preserve">Vicente Bustos · Grupo 006 · Sección 002D · Proyecto HurryUp · 22/10/2026 (semana 12).</w:t>
       </w:r>
     </w:p>
     <w:tbl>

--- a/Fase 2/Evidencias Individuales/BUSTOS_VICENTE_2.2_APT122_AutoevaluacionAvanceFase2_VB.docx
+++ b/Fase 2/Evidencias Individuales/BUSTOS_VICENTE_2.2_APT122_AutoevaluacionAvanceFase2_VB.docx
@@ -159,7 +159,7 @@
           <w:sz w:val="20"/>
           <w:szCs w:val="20"/>
         </w:rPr>
-        <w:t xml:space="preserve">Vicente Bustos · Grupo 006 · Sección 002D · Proyecto HurryUp · 22/10/2026 (semana 12).</w:t>
+        <w:t xml:space="preserve">Vicente Bustos · Grupo 006 · Sección 002D · Proyecto HurryUp · 23/10/2026 (semana 12).</w:t>
       </w:r>
     </w:p>
     <w:tbl>
@@ -7953,7 +7953,7 @@
           <w:sz w:val="20"/>
           <w:szCs w:val="20"/>
         </w:rPr>
-        <w:t xml:space="preserve">considero que el informe de avance muestra con evidencia el estado real de HurryUp (75 % de la versión 1.0; la ficha 04 registraba 60 %), justifica los ajustes de alcance y deja un plan realista para las seis semanas restantes. Como aspectos por reforzar identifico las evidencias de sistema (capturas y pruebas del frontend), que todavía requieren ajustes menores, y revisar la ortografía y el formato final antes de la entrega.</w:t>
+        <w:t xml:space="preserve">considero que el informe de avance muestra con evidencia el estado real de HurryUp (100 % de la versión 1.0; la ficha 04 registraba 60 %), justifica los ajustes de alcance y deja un plan realista para las seis semanas restantes. Como aspectos por reforzar identifico las evidencias de sistema (capturas y pruebas del frontend), que todavía requieren ajustes menores, y revisar la ortografía y el formato final antes de la entrega.</w:t>
       </w:r>
     </w:p>
     <w:p>
